--- a/human/tasks/E-06/summary.docx
+++ b/human/tasks/E-06/summary.docx
@@ -143,7 +143,7 @@
     </w:p>
     <w:p>
       <w:r>
-        <w:t>先修Agent与实际消费者，再生成单包和串联Word。业务状态和SVG不变，根目录双层整体物理迁移继续，不能只建导航就宣称已迁移。</w:t>
+        <w:t>先修Agent与实际消费者，再生成单包和串联Word。业务状态和SVG不变，根目录19/19项已迁入human/agent，当前读取和运行入口已验证，业务签收不变。</w:t>
       </w:r>
     </w:p>
     <w:p>
@@ -202,7 +202,12 @@
     </w:p>
     <w:p>
       <w:r>
-        <w:t>累计54/71包规范化、余17，下一A-04。业务仍BLOCKED_EXTERNAL、真实锁库/揭盲未执行；继续全部任务整理及根目录最终迁移。</w:t>
+        <w:t>规范化71/71包、根目录迁移19/19项完成；每包Word由Agent源生成。</w:t>
+      </w:r>
+    </w:p>
+    <w:p>
+      <w:r>
+        <w:t>业务状态BLOCKED_EXTERNAL，原签收与未交付项不变；后续按注册表和实际依赖推进。</w:t>
       </w:r>
     </w:p>
     <w:p>
